--- a/spa/docx/19.content.docx
+++ b/spa/docx/19.content.docx
@@ -28,22 +28,6 @@
       </w:r>
     </w:p>
     <w:p>
-      <w:pPr>
-        <w:pStyle w:val="Heading2"/>
-      </w:pPr>
-      <w:r>
-        <w:rPr>
-          <w:lang w:val="es_ES" w:bidi="es_ES"/>
-        </w:rPr>
-        <w:t>License Information</w:t>
-      </w:r>
-      <w:r>
-        <w:rPr>
-          <w:lang w:val="es_ES" w:bidi="es_ES"/>
-        </w:rPr>
-      </w:r>
-    </w:p>
-    <w:p>
       <w:pPr/>
       <w:r>
         <w:rPr>
@@ -55,19 +39,13 @@
           <w:b/>
           <w:lang w:val="es_ES" w:bidi="es_ES"/>
         </w:rPr>
-        <w:t>Study Notes - Book Intros (Biblica)</w:t>
-      </w:r>
-      <w:r>
-        <w:rPr>
-          <w:lang w:val="es_ES" w:bidi="es_ES"/>
-        </w:rPr>
-        <w:t xml:space="preserve"> (Spanish) is based on</w:t>
-      </w:r>
-      <w:r>
-        <w:rPr>
-          <w:lang w:val="es_ES" w:bidi="es_ES"/>
-        </w:rPr>
-        <w:t xml:space="preserve">: </w:t>
+        <w:t>Biblica Study Notes (Book Intros)</w:t>
+      </w:r>
+      <w:r>
+        <w:rPr>
+          <w:lang w:val="es_ES" w:bidi="es_ES"/>
+        </w:rPr>
+        <w:t xml:space="preserve"> © 2023 Biblica Inc. Released under CC BY-SA 4.0 license. </w:t>
       </w:r>
       <w:r>
         <w:rPr>
@@ -79,62 +57,19 @@
         <w:rPr>
           <w:lang w:val="es_ES" w:bidi="es_ES"/>
         </w:rPr>
-        <w:t xml:space="preserve">, </w:t>
-      </w:r>
-      <w:hyperlink r:id="rId13">
-        <w:r>
-          <w:rPr>
-            <w:lang w:val="es_ES" w:bidi="es_ES"/>
-          </w:rPr>
-          <w:rPr>
-            <w:color w:val="0000EE"/>
-            <w:u w:val="single"/>
-          </w:rPr>
-          <w:t>Biblica Inc.</w:t>
-        </w:r>
-      </w:hyperlink>
-      <w:r>
-        <w:rPr>
-          <w:lang w:val="es_ES" w:bidi="es_ES"/>
-        </w:rPr>
-        <w:t xml:space="preserve">, 2023, which is licensed under a </w:t>
-      </w:r>
-      <w:hyperlink r:id="rId14">
-        <w:r>
-          <w:rPr>
-            <w:lang w:val="es_ES" w:bidi="es_ES"/>
-          </w:rPr>
-          <w:rPr>
-            <w:color w:val="0000EE"/>
-            <w:u w:val="single"/>
-          </w:rPr>
-          <w:t>CC BY-SA 4.0 license</w:t>
-        </w:r>
-      </w:hyperlink>
-      <w:r>
-        <w:rPr>
-          <w:lang w:val="es_ES" w:bidi="es_ES"/>
-        </w:rPr>
-        <w:t>.</w:t>
-      </w:r>
-      <w:r>
-        <w:rPr>
-          <w:lang w:val="es_ES" w:bidi="es_ES"/>
-        </w:rPr>
-      </w:r>
-    </w:p>
-    <w:p>
-      <w:pPr/>
-      <w:r>
-        <w:rPr>
-          <w:lang w:val="es_ES" w:bidi="es_ES"/>
-        </w:rPr>
-      </w:r>
-      <w:r>
-        <w:rPr>
-          <w:lang w:val="es_ES" w:bidi="es_ES"/>
-        </w:rPr>
-        <w:t>This PDF version is provided under the same license.</w:t>
+        <w:t xml:space="preserve"> has been adapted in the following languages: Tok Pisin, Arabic (عربي), French (Français), Hindi (हिंदी), Indonesian (Bahasa Indonesia), Portuguese (Português), Russian (Русский), Spanish (Español), Swahili (Kiswahili), and Simplified Chinese (简体中文)from </w:t>
+      </w:r>
+      <w:r>
+        <w:rPr>
+          <w:lang w:val="es_ES" w:bidi="es_ES"/>
+        </w:rPr>
+        <w:t>Biblica Study Notes</w:t>
+      </w:r>
+      <w:r>
+        <w:rPr>
+          <w:lang w:val="es_ES" w:bidi="es_ES"/>
+        </w:rPr>
+        <w:t xml:space="preserve"> © 2023 Biblica Inc. Released under CC BY-SA 4.0 license by Mission Mutual</w:t>
       </w:r>
       <w:r>
         <w:rPr>
@@ -209,26 +144,6 @@
       </w:r>
       <w:r>
         <w:rPr>
-          <w:i/>
-          <w:lang w:val="es_ES" w:bidi="es_ES"/>
-        </w:rPr>
-        <w:t>Salmos</w:t>
-      </w:r>
-      <w:r>
-        <w:rPr>
-          <w:lang w:val="es_ES" w:bidi="es_ES"/>
-        </w:rPr>
-      </w:r>
-    </w:p>
-    <w:p>
-      <w:pPr/>
-      <w:r>
-        <w:rPr>
-          <w:lang w:val="es_ES" w:bidi="es_ES"/>
-        </w:rPr>
-      </w:r>
-      <w:r>
-        <w:rPr>
           <w:lang w:val="es_ES" w:bidi="es_ES"/>
         </w:rPr>
         <w:t xml:space="preserve"> </w:t>
@@ -571,7 +486,7 @@
         </w:rPr>
         <w:t xml:space="preserve">Alabanza. En muchos salmos, las personas alaban a Dios por lo que es verdadero sobre él. Él es bueno, poderoso, fiel y lleno de amor. Sus leyes e instrucciones son maravillosas. Los salmos </w:t>
       </w:r>
-      <w:hyperlink r:id="rId15">
+      <w:hyperlink r:id="rId13">
         <w:r>
           <w:rPr>
             <w:lang w:val="es_ES" w:bidi="es_ES"/>
@@ -589,7 +504,7 @@
         </w:rPr>
         <w:t xml:space="preserve"> y </w:t>
       </w:r>
-      <w:hyperlink r:id="rId16">
+      <w:hyperlink r:id="rId14">
         <w:r>
           <w:rPr>
             <w:lang w:val="es_ES" w:bidi="es_ES"/>
@@ -625,7 +540,7 @@
         </w:rPr>
         <w:t xml:space="preserve">Pedidos de ayuda. En muchos salmos, las personas necesitadas piden a Dios que las rescate y las salve. Los Salmos </w:t>
       </w:r>
-      <w:hyperlink r:id="rId17">
+      <w:hyperlink r:id="rId15">
         <w:r>
           <w:rPr>
             <w:lang w:val="es_ES" w:bidi="es_ES"/>
@@ -643,7 +558,7 @@
         </w:rPr>
         <w:t xml:space="preserve"> y </w:t>
       </w:r>
-      <w:hyperlink r:id="rId18">
+      <w:hyperlink r:id="rId16">
         <w:r>
           <w:rPr>
             <w:lang w:val="es_ES" w:bidi="es_ES"/>
@@ -679,7 +594,7 @@
         </w:rPr>
         <w:t xml:space="preserve">Confianza. En muchos salmos, las personas muestran a Dios que confían en él. Creen que hará lo que dijo que haría. Los salmos </w:t>
       </w:r>
-      <w:hyperlink r:id="rId19">
+      <w:hyperlink r:id="rId17">
         <w:r>
           <w:rPr>
             <w:lang w:val="es_ES" w:bidi="es_ES"/>
@@ -697,7 +612,7 @@
         </w:rPr>
         <w:t xml:space="preserve"> y </w:t>
       </w:r>
-      <w:hyperlink r:id="rId20">
+      <w:hyperlink r:id="rId18">
         <w:r>
           <w:rPr>
             <w:lang w:val="es_ES" w:bidi="es_ES"/>
@@ -733,7 +648,7 @@
         </w:rPr>
         <w:t xml:space="preserve">Dando gracias. En muchos salmos, las personas describen cómo Dios los ha ayudado. Le agradecen por hacer esto. Los salmos </w:t>
       </w:r>
-      <w:hyperlink r:id="rId21">
+      <w:hyperlink r:id="rId19">
         <w:r>
           <w:rPr>
             <w:lang w:val="es_ES" w:bidi="es_ES"/>
@@ -751,7 +666,7 @@
         </w:rPr>
         <w:t xml:space="preserve"> y </w:t>
       </w:r>
-      <w:hyperlink r:id="rId22">
+      <w:hyperlink r:id="rId20">
         <w:r>
           <w:rPr>
             <w:lang w:val="es_ES" w:bidi="es_ES"/>
@@ -787,7 +702,7 @@
         </w:rPr>
         <w:t xml:space="preserve">Quejarse y lamentarse. En muchos salmos, las personas le dicen a Dios cuán tristes o enojadas están por algo. Esto se llama lamentarse y también se hace en el libro de Lamentaciones. Parece que Dios no está tomando medidas para ayudar a su pueblo. El pueblo de Dios se queja de esto y le dice a Dios lo que desearían que hiciera. Los salmos </w:t>
       </w:r>
-      <w:hyperlink r:id="rId23">
+      <w:hyperlink r:id="rId21">
         <w:r>
           <w:rPr>
             <w:lang w:val="es_ES" w:bidi="es_ES"/>
@@ -805,7 +720,7 @@
         </w:rPr>
         <w:t xml:space="preserve"> y </w:t>
       </w:r>
-      <w:hyperlink r:id="rId24">
+      <w:hyperlink r:id="rId22">
         <w:r>
           <w:rPr>
             <w:lang w:val="es_ES" w:bidi="es_ES"/>
@@ -841,7 +756,7 @@
         </w:rPr>
         <w:t xml:space="preserve">Admitir el pecado. En algunos salmos, las personas admiten ante Dios las cosas pecaminosas que han hecho. Se apartan de su pecado y se arrepienten. Piden a Dios que los perdone por no vivir de la manera que él quiere que vivan. Los Salmos </w:t>
       </w:r>
-      <w:hyperlink r:id="rId25">
+      <w:hyperlink r:id="rId23">
         <w:r>
           <w:rPr>
             <w:lang w:val="es_ES" w:bidi="es_ES"/>
@@ -859,7 +774,7 @@
         </w:rPr>
         <w:t xml:space="preserve"> y </w:t>
       </w:r>
-      <w:hyperlink r:id="rId26">
+      <w:hyperlink r:id="rId24">
         <w:r>
           <w:rPr>
             <w:lang w:val="es_ES" w:bidi="es_ES"/>
@@ -895,7 +810,7 @@
         </w:rPr>
         <w:t xml:space="preserve">Sabiduría para el pueblo de Dios. Algunos salmos hablan a las personas en lugar de ser un poema de alguien hablando con Dios. Estos salmos bendicen a las personas, explican la manera sabia de vivir o hablan sobre las promesas de Dios. Los salmos </w:t>
       </w:r>
-      <w:hyperlink r:id="rId27">
+      <w:hyperlink r:id="rId25">
         <w:r>
           <w:rPr>
             <w:lang w:val="es_ES" w:bidi="es_ES"/>
@@ -913,7 +828,7 @@
         </w:rPr>
         <w:t xml:space="preserve"> y </w:t>
       </w:r>
-      <w:hyperlink r:id="rId28">
+      <w:hyperlink r:id="rId26">
         <w:r>
           <w:rPr>
             <w:lang w:val="es_ES" w:bidi="es_ES"/>
@@ -949,7 +864,7 @@
         </w:rPr>
         <w:t xml:space="preserve">Profecía. Algunos salmos se entendieron como profecías. Los escritores del Nuevo Testamento entendieron que algunas de estas profecías se cumplieron en la vida y obra de Jesús. Los salmos </w:t>
       </w:r>
-      <w:hyperlink r:id="rId29">
+      <w:hyperlink r:id="rId27">
         <w:r>
           <w:rPr>
             <w:lang w:val="es_ES" w:bidi="es_ES"/>
@@ -967,7 +882,7 @@
         </w:rPr>
         <w:t xml:space="preserve"> y </w:t>
       </w:r>
-      <w:hyperlink r:id="rId30">
+      <w:hyperlink r:id="rId28">
         <w:r>
           <w:rPr>
             <w:lang w:val="es_ES" w:bidi="es_ES"/>

--- a/spa/docx/19.content.docx
+++ b/spa/docx/19.content.docx
@@ -19,7 +19,7 @@
         <w:rPr>
           <w:lang w:val="es_ES" w:bidi="es_ES"/>
         </w:rPr>
-        <w:t>Resource: Study Notes - Book Intros (Biblica)</w:t>
+        <w:t>Resource: Biblica Study Notes</w:t>
       </w:r>
       <w:r>
         <w:rPr>
@@ -90,7 +90,7 @@
         <w:rPr>
           <w:lang w:val="es_ES" w:bidi="es_ES"/>
         </w:rPr>
-        <w:t>Study Notes - Book Intros (Biblica)</w:t>
+        <w:t>Biblica Study Notes</w:t>
       </w:r>
     </w:p>
     <w:p>
